--- a/НИР_ЭДО_ПОЛНЫЙ_АРХИВ/04_ЭДО_в_охране_труда/02_Второй_комплект/03_Сербия_ЭДО_в_ОТ.docx
+++ b/НИР_ЭДО_ПОЛНЫЙ_АРХИВ/04_ЭДО_в_охране_труда/02_Второй_комплект/03_Сербия_ЭДО_в_ОТ.docx
@@ -11,6 +11,7 @@
         <w:rPr>
           <w:rFonts w:ascii="Calibri" w:hAnsi="Calibri" w:eastAsia="Calibri"/>
           <w:b/>
+          <w:i w:val="0"/>
           <w:color w:val="1F4E79"/>
           <w:sz w:val="44"/>
         </w:rPr>
@@ -25,10 +26,26 @@
         <w:rPr>
           <w:rFonts w:ascii="Calibri" w:hAnsi="Calibri" w:eastAsia="Calibri"/>
           <w:b w:val="0"/>
+          <w:i w:val="0"/>
           <w:color w:val="535353"/>
           <w:sz w:val="26"/>
         </w:rPr>
         <w:t>Электронные документы обучения, инструктажа, учёта НС. Сравнение с РФ</w:t>
+      </w:r>
+    </w:p>
+    <w:p>
+      <w:pPr>
+        <w:spacing w:after="160"/>
+      </w:pPr>
+      <w:r>
+        <w:rPr>
+          <w:rFonts w:ascii="Calibri" w:hAnsi="Calibri" w:eastAsia="Calibri"/>
+          <w:b w:val="0"/>
+          <w:i w:val="0"/>
+          <w:color w:val="535353"/>
+          <w:sz w:val="22"/>
+        </w:rPr>
+        <w:t>Сравнительный анализ зарубежного регулирования электронного документооборота (ЭДО) с правовой моделью Российской Федерации. Актуализация: август 2026 г.</w:t>
       </w:r>
     </w:p>
     <w:p>
@@ -39,10 +56,11 @@
         <w:rPr>
           <w:rFonts w:ascii="Calibri" w:hAnsi="Calibri" w:eastAsia="Calibri"/>
           <w:b w:val="0"/>
+          <w:i/>
           <w:color w:val="535353"/>
-          <w:sz w:val="22"/>
+          <w:sz w:val="20"/>
         </w:rPr>
-        <w:t>Сравнительный анализ зарубежного регулирования электронного документооборота (ЭДО) с правовой моделью Российской Федерации. Актуализация: август 2026 г.</w:t>
+        <w:t>Как проверить. После каждого блока фактов — строка «Проверить» с кликабельной ссылкой на официальный текст закона, судебное решение или первоисточник. Рекомендации («что добавить / не переносить») — выводы автора НИР, но рядом указаны нормы, на которые они опираются. Номера дел не вымышлены.</w:t>
       </w:r>
     </w:p>
     <w:p>
@@ -58,50 +76,395 @@
         <w:rPr>
           <w:rFonts w:ascii="Calibri" w:hAnsi="Calibri" w:eastAsia="Calibri"/>
           <w:b w:val="0"/>
+          <w:i w:val="0"/>
           <w:sz w:val="24"/>
         </w:rPr>
         <w:t>Основные акты: Закон о безопасности и здоровье на работе (Сл. гласник РС 35/2023); Правилник о ведении и сроках хранения учётов в области БЗР (Сл. гласник РС 5/2025, применение с 28.04.2025; последующие правки, в т.ч. перенос форм на 01.01.2027)</w:t>
       </w:r>
     </w:p>
     <w:p>
+      <w:pPr>
+        <w:spacing w:before="0" w:after="200"/>
+      </w:pPr>
       <w:r>
         <w:rPr>
           <w:rFonts w:ascii="Calibri" w:hAnsi="Calibri" w:eastAsia="Calibri"/>
           <w:b w:val="0"/>
+          <w:i/>
+          <w:color w:val="535353"/>
+          <w:sz w:val="18"/>
+        </w:rPr>
+        <w:t xml:space="preserve">Проверить: </w:t>
+      </w:r>
+      <w:hyperlink r:id="rId9">
+        <w:r>
+          <w:rPr>
+            <w:color w:val="0563C1"/>
+            <w:u w:val="single"/>
+            <w:sz w:val="18"/>
+            <w:rFonts w:ascii="Calibri" w:hAnsi="Calibri"/>
+          </w:rPr>
+          <w:t xml:space="preserve">Закон о БЗР РС 35/2023 (Paragraf)</w:t>
+        </w:r>
+      </w:hyperlink>
+      <w:r>
+        <w:rPr>
+          <w:rFonts w:ascii="Calibri" w:hAnsi="Calibri" w:eastAsia="Calibri"/>
+          <w:b w:val="0"/>
+          <w:i w:val="0"/>
+          <w:color w:val="535353"/>
+          <w:sz w:val="18"/>
+        </w:rPr>
+        <w:t xml:space="preserve">  ·  </w:t>
+      </w:r>
+      <w:hyperlink r:id="rId10">
+        <w:r>
+          <w:rPr>
+            <w:color w:val="0563C1"/>
+            <w:u w:val="single"/>
+            <w:sz w:val="18"/>
+            <w:rFonts w:ascii="Calibri" w:hAnsi="Calibri"/>
+          </w:rPr>
+          <w:t xml:space="preserve">Lexology: новые правилники ОТ, Form 6, электроника + QES</w:t>
+        </w:r>
+      </w:hyperlink>
+      <w:r>
+        <w:rPr>
+          <w:rFonts w:ascii="Calibri" w:hAnsi="Calibri" w:eastAsia="Calibri"/>
+          <w:b w:val="0"/>
+          <w:i w:val="0"/>
+          <w:color w:val="535353"/>
+          <w:sz w:val="18"/>
+        </w:rPr>
+        <w:t xml:space="preserve">  ·  </w:t>
+      </w:r>
+      <w:hyperlink r:id="rId11">
+        <w:r>
+          <w:rPr>
+            <w:color w:val="0563C1"/>
+            <w:u w:val="single"/>
+            <w:sz w:val="18"/>
+            <w:rFonts w:ascii="Calibri" w:hAnsi="Calibri"/>
+          </w:rPr>
+          <w:t xml:space="preserve">DIER: электронное ведение, Form 6 на бумаге</w:t>
+        </w:r>
+      </w:hyperlink>
+    </w:p>
+    <w:p>
+      <w:r>
+        <w:rPr>
+          <w:rFonts w:ascii="Calibri" w:hAnsi="Calibri" w:eastAsia="Calibri"/>
+          <w:b w:val="0"/>
+          <w:i w:val="0"/>
           <w:sz w:val="24"/>
         </w:rPr>
         <w:t>Правилник 5/2025 сократил число форм учёта ОТ до 11 и с 28.04.2025 разрешил вести их электронно с квалифицированной ЭП — кроме Формы 6.</w:t>
       </w:r>
     </w:p>
     <w:p>
+      <w:pPr>
+        <w:spacing w:before="0" w:after="200"/>
+      </w:pPr>
       <w:r>
         <w:rPr>
           <w:rFonts w:ascii="Calibri" w:hAnsi="Calibri" w:eastAsia="Calibri"/>
           <w:b w:val="0"/>
+          <w:i/>
+          <w:color w:val="535353"/>
+          <w:sz w:val="18"/>
+        </w:rPr>
+        <w:t xml:space="preserve">Проверить: </w:t>
+      </w:r>
+      <w:hyperlink r:id="rId9">
+        <w:r>
+          <w:rPr>
+            <w:color w:val="0563C1"/>
+            <w:u w:val="single"/>
+            <w:sz w:val="18"/>
+            <w:rFonts w:ascii="Calibri" w:hAnsi="Calibri"/>
+          </w:rPr>
+          <w:t xml:space="preserve">Закон о БЗР РС 35/2023 (Paragraf)</w:t>
+        </w:r>
+      </w:hyperlink>
+      <w:r>
+        <w:rPr>
+          <w:rFonts w:ascii="Calibri" w:hAnsi="Calibri" w:eastAsia="Calibri"/>
+          <w:b w:val="0"/>
+          <w:i w:val="0"/>
+          <w:color w:val="535353"/>
+          <w:sz w:val="18"/>
+        </w:rPr>
+        <w:t xml:space="preserve">  ·  </w:t>
+      </w:r>
+      <w:hyperlink r:id="rId10">
+        <w:r>
+          <w:rPr>
+            <w:color w:val="0563C1"/>
+            <w:u w:val="single"/>
+            <w:sz w:val="18"/>
+            <w:rFonts w:ascii="Calibri" w:hAnsi="Calibri"/>
+          </w:rPr>
+          <w:t xml:space="preserve">Lexology: новые правилники ОТ, Form 6, электроника + QES</w:t>
+        </w:r>
+      </w:hyperlink>
+      <w:r>
+        <w:rPr>
+          <w:rFonts w:ascii="Calibri" w:hAnsi="Calibri" w:eastAsia="Calibri"/>
+          <w:b w:val="0"/>
+          <w:i w:val="0"/>
+          <w:color w:val="535353"/>
+          <w:sz w:val="18"/>
+        </w:rPr>
+        <w:t xml:space="preserve">  ·  </w:t>
+      </w:r>
+      <w:hyperlink r:id="rId11">
+        <w:r>
+          <w:rPr>
+            <w:color w:val="0563C1"/>
+            <w:u w:val="single"/>
+            <w:sz w:val="18"/>
+            <w:rFonts w:ascii="Calibri" w:hAnsi="Calibri"/>
+          </w:rPr>
+          <w:t xml:space="preserve">DIER: электронное ведение, Form 6 на бумаге</w:t>
+        </w:r>
+      </w:hyperlink>
+    </w:p>
+    <w:p>
+      <w:r>
+        <w:rPr>
+          <w:rFonts w:ascii="Calibri" w:hAnsi="Calibri" w:eastAsia="Calibri"/>
+          <w:b w:val="0"/>
+          <w:i w:val="0"/>
           <w:sz w:val="24"/>
         </w:rPr>
         <w:t>Форма 6 — «учёт работников, обученных безопасной и здоровой работе и правильному применению СИЗ». Это функциональный аналог журнала/протокола обучения. Законодатель сознательно оставил его на бумаге.</w:t>
       </w:r>
     </w:p>
     <w:p>
+      <w:pPr>
+        <w:spacing w:before="0" w:after="200"/>
+      </w:pPr>
       <w:r>
         <w:rPr>
           <w:rFonts w:ascii="Calibri" w:hAnsi="Calibri" w:eastAsia="Calibri"/>
           <w:b w:val="0"/>
+          <w:i/>
+          <w:color w:val="535353"/>
+          <w:sz w:val="18"/>
+        </w:rPr>
+        <w:t xml:space="preserve">Проверить: </w:t>
+      </w:r>
+      <w:hyperlink r:id="rId9">
+        <w:r>
+          <w:rPr>
+            <w:color w:val="0563C1"/>
+            <w:u w:val="single"/>
+            <w:sz w:val="18"/>
+            <w:rFonts w:ascii="Calibri" w:hAnsi="Calibri"/>
+          </w:rPr>
+          <w:t xml:space="preserve">Закон о БЗР РС 35/2023 (Paragraf)</w:t>
+        </w:r>
+      </w:hyperlink>
+      <w:r>
+        <w:rPr>
+          <w:rFonts w:ascii="Calibri" w:hAnsi="Calibri" w:eastAsia="Calibri"/>
+          <w:b w:val="0"/>
+          <w:i w:val="0"/>
+          <w:color w:val="535353"/>
+          <w:sz w:val="18"/>
+        </w:rPr>
+        <w:t xml:space="preserve">  ·  </w:t>
+      </w:r>
+      <w:hyperlink r:id="rId10">
+        <w:r>
+          <w:rPr>
+            <w:color w:val="0563C1"/>
+            <w:u w:val="single"/>
+            <w:sz w:val="18"/>
+            <w:rFonts w:ascii="Calibri" w:hAnsi="Calibri"/>
+          </w:rPr>
+          <w:t xml:space="preserve">Lexology: новые правилники ОТ, Form 6, электроника + QES</w:t>
+        </w:r>
+      </w:hyperlink>
+      <w:r>
+        <w:rPr>
+          <w:rFonts w:ascii="Calibri" w:hAnsi="Calibri" w:eastAsia="Calibri"/>
+          <w:b w:val="0"/>
+          <w:i w:val="0"/>
+          <w:color w:val="535353"/>
+          <w:sz w:val="18"/>
+        </w:rPr>
+        <w:t xml:space="preserve">  ·  </w:t>
+      </w:r>
+      <w:hyperlink r:id="rId11">
+        <w:r>
+          <w:rPr>
+            <w:color w:val="0563C1"/>
+            <w:u w:val="single"/>
+            <w:sz w:val="18"/>
+            <w:rFonts w:ascii="Calibri" w:hAnsi="Calibri"/>
+          </w:rPr>
+          <w:t xml:space="preserve">DIER: электронное ведение, Form 6 на бумаге</w:t>
+        </w:r>
+      </w:hyperlink>
+    </w:p>
+    <w:p>
+      <w:r>
+        <w:rPr>
+          <w:rFonts w:ascii="Calibri" w:hAnsi="Calibri" w:eastAsia="Calibri"/>
+          <w:b w:val="0"/>
+          <w:i w:val="0"/>
           <w:sz w:val="24"/>
         </w:rPr>
         <w:t>Сроки хранения длинные (часто 40 лет). Позднейшими правками старт новых бланков сдвигался (в источниках 2026 г. — до 01.01.2027), но само правило «электроника с QES, кроме Form 6» удерживается.</w:t>
       </w:r>
     </w:p>
     <w:p>
+      <w:pPr>
+        <w:spacing w:before="0" w:after="200"/>
+      </w:pPr>
       <w:r>
         <w:rPr>
           <w:rFonts w:ascii="Calibri" w:hAnsi="Calibri" w:eastAsia="Calibri"/>
           <w:b w:val="0"/>
+          <w:i/>
+          <w:color w:val="535353"/>
+          <w:sz w:val="18"/>
+        </w:rPr>
+        <w:t xml:space="preserve">Проверить: </w:t>
+      </w:r>
+      <w:hyperlink r:id="rId9">
+        <w:r>
+          <w:rPr>
+            <w:color w:val="0563C1"/>
+            <w:u w:val="single"/>
+            <w:sz w:val="18"/>
+            <w:rFonts w:ascii="Calibri" w:hAnsi="Calibri"/>
+          </w:rPr>
+          <w:t xml:space="preserve">Закон о БЗР РС 35/2023 (Paragraf)</w:t>
+        </w:r>
+      </w:hyperlink>
+      <w:r>
+        <w:rPr>
+          <w:rFonts w:ascii="Calibri" w:hAnsi="Calibri" w:eastAsia="Calibri"/>
+          <w:b w:val="0"/>
+          <w:i w:val="0"/>
+          <w:color w:val="535353"/>
+          <w:sz w:val="18"/>
+        </w:rPr>
+        <w:t xml:space="preserve">  ·  </w:t>
+      </w:r>
+      <w:hyperlink r:id="rId10">
+        <w:r>
+          <w:rPr>
+            <w:color w:val="0563C1"/>
+            <w:u w:val="single"/>
+            <w:sz w:val="18"/>
+            <w:rFonts w:ascii="Calibri" w:hAnsi="Calibri"/>
+          </w:rPr>
+          <w:t xml:space="preserve">Lexology: новые правилники ОТ, Form 6, электроника + QES</w:t>
+        </w:r>
+      </w:hyperlink>
+      <w:r>
+        <w:rPr>
+          <w:rFonts w:ascii="Calibri" w:hAnsi="Calibri" w:eastAsia="Calibri"/>
+          <w:b w:val="0"/>
+          <w:i w:val="0"/>
+          <w:color w:val="535353"/>
+          <w:sz w:val="18"/>
+        </w:rPr>
+        <w:t xml:space="preserve">  ·  </w:t>
+      </w:r>
+      <w:hyperlink r:id="rId11">
+        <w:r>
+          <w:rPr>
+            <w:color w:val="0563C1"/>
+            <w:u w:val="single"/>
+            <w:sz w:val="18"/>
+            <w:rFonts w:ascii="Calibri" w:hAnsi="Calibri"/>
+          </w:rPr>
+          <w:t xml:space="preserve">DIER: электронное ведение, Form 6 на бумаге</w:t>
+        </w:r>
+      </w:hyperlink>
+    </w:p>
+    <w:p>
+      <w:r>
+        <w:rPr>
+          <w:rFonts w:ascii="Calibri" w:hAnsi="Calibri" w:eastAsia="Calibri"/>
+          <w:b w:val="0"/>
+          <w:i w:val="0"/>
           <w:sz w:val="24"/>
         </w:rPr>
         <w:t>Для сравнения с РФ: Сербия запретила не «все документы ОТ в ЭДО», а один ключевой регистр обучения — точечный запрет, близкий по духу ст. 22.1(3) ТК, но уже по охвату.</w:t>
       </w:r>
+    </w:p>
+    <w:p>
+      <w:pPr>
+        <w:spacing w:before="0" w:after="200"/>
+      </w:pPr>
+      <w:r>
+        <w:rPr>
+          <w:rFonts w:ascii="Calibri" w:hAnsi="Calibri" w:eastAsia="Calibri"/>
+          <w:b w:val="0"/>
+          <w:i/>
+          <w:color w:val="535353"/>
+          <w:sz w:val="18"/>
+        </w:rPr>
+        <w:t xml:space="preserve">Проверить: </w:t>
+      </w:r>
+      <w:hyperlink r:id="rId9">
+        <w:r>
+          <w:rPr>
+            <w:color w:val="0563C1"/>
+            <w:u w:val="single"/>
+            <w:sz w:val="18"/>
+            <w:rFonts w:ascii="Calibri" w:hAnsi="Calibri"/>
+          </w:rPr>
+          <w:t xml:space="preserve">Закон о БЗР РС 35/2023 (Paragraf)</w:t>
+        </w:r>
+      </w:hyperlink>
+      <w:r>
+        <w:rPr>
+          <w:rFonts w:ascii="Calibri" w:hAnsi="Calibri" w:eastAsia="Calibri"/>
+          <w:b w:val="0"/>
+          <w:i w:val="0"/>
+          <w:color w:val="535353"/>
+          <w:sz w:val="18"/>
+        </w:rPr>
+        <w:t xml:space="preserve">  ·  </w:t>
+      </w:r>
+      <w:hyperlink r:id="rId10">
+        <w:r>
+          <w:rPr>
+            <w:color w:val="0563C1"/>
+            <w:u w:val="single"/>
+            <w:sz w:val="18"/>
+            <w:rFonts w:ascii="Calibri" w:hAnsi="Calibri"/>
+          </w:rPr>
+          <w:t xml:space="preserve">Lexology: новые правилники ОТ, Form 6, электроника + QES</w:t>
+        </w:r>
+      </w:hyperlink>
+      <w:r>
+        <w:rPr>
+          <w:rFonts w:ascii="Calibri" w:hAnsi="Calibri" w:eastAsia="Calibri"/>
+          <w:b w:val="0"/>
+          <w:i w:val="0"/>
+          <w:color w:val="535353"/>
+          <w:sz w:val="18"/>
+        </w:rPr>
+        <w:t xml:space="preserve">  ·  </w:t>
+      </w:r>
+      <w:hyperlink r:id="rId11">
+        <w:r>
+          <w:rPr>
+            <w:color w:val="0563C1"/>
+            <w:u w:val="single"/>
+            <w:sz w:val="18"/>
+            <w:rFonts w:ascii="Calibri" w:hAnsi="Calibri"/>
+          </w:rPr>
+          <w:t xml:space="preserve">DIER: электронное ведение, Form 6 на бумаге</w:t>
+        </w:r>
+      </w:hyperlink>
     </w:p>
     <w:p>
       <w:pPr>
@@ -119,6 +482,7 @@
         <w:rPr>
           <w:rFonts w:ascii="Calibri" w:hAnsi="Calibri" w:eastAsia="Calibri"/>
           <w:b w:val="0"/>
+          <w:i w:val="0"/>
           <w:sz w:val="24"/>
         </w:rPr>
         <w:t>Электронный учёт ОТ легален при QES.</w:t>
@@ -132,6 +496,7 @@
         <w:rPr>
           <w:rFonts w:ascii="Calibri" w:hAnsi="Calibri" w:eastAsia="Calibri"/>
           <w:b w:val="0"/>
+          <w:i w:val="0"/>
           <w:sz w:val="24"/>
         </w:rPr>
         <w:t>Form 6 (обучение) — бумага. Это главное исключение.</w:t>
@@ -145,10 +510,79 @@
         <w:rPr>
           <w:rFonts w:ascii="Calibri" w:hAnsi="Calibri" w:eastAsia="Calibri"/>
           <w:b w:val="0"/>
+          <w:i w:val="0"/>
           <w:sz w:val="24"/>
         </w:rPr>
         <w:t>Нет найденного судебного спора именно о Form 6 — норма новая.</w:t>
       </w:r>
+    </w:p>
+    <w:p>
+      <w:pPr>
+        <w:spacing w:before="0" w:after="200"/>
+      </w:pPr>
+      <w:r>
+        <w:rPr>
+          <w:rFonts w:ascii="Calibri" w:hAnsi="Calibri" w:eastAsia="Calibri"/>
+          <w:b w:val="0"/>
+          <w:i/>
+          <w:color w:val="535353"/>
+          <w:sz w:val="18"/>
+        </w:rPr>
+        <w:t xml:space="preserve">Проверить: </w:t>
+      </w:r>
+      <w:hyperlink r:id="rId9">
+        <w:r>
+          <w:rPr>
+            <w:color w:val="0563C1"/>
+            <w:u w:val="single"/>
+            <w:sz w:val="18"/>
+            <w:rFonts w:ascii="Calibri" w:hAnsi="Calibri"/>
+          </w:rPr>
+          <w:t xml:space="preserve">Закон о БЗР РС 35/2023 (Paragraf)</w:t>
+        </w:r>
+      </w:hyperlink>
+      <w:r>
+        <w:rPr>
+          <w:rFonts w:ascii="Calibri" w:hAnsi="Calibri" w:eastAsia="Calibri"/>
+          <w:b w:val="0"/>
+          <w:i w:val="0"/>
+          <w:color w:val="535353"/>
+          <w:sz w:val="18"/>
+        </w:rPr>
+        <w:t xml:space="preserve">  ·  </w:t>
+      </w:r>
+      <w:hyperlink r:id="rId10">
+        <w:r>
+          <w:rPr>
+            <w:color w:val="0563C1"/>
+            <w:u w:val="single"/>
+            <w:sz w:val="18"/>
+            <w:rFonts w:ascii="Calibri" w:hAnsi="Calibri"/>
+          </w:rPr>
+          <w:t xml:space="preserve">Lexology: новые правилники ОТ, Form 6, электроника + QES</w:t>
+        </w:r>
+      </w:hyperlink>
+      <w:r>
+        <w:rPr>
+          <w:rFonts w:ascii="Calibri" w:hAnsi="Calibri" w:eastAsia="Calibri"/>
+          <w:b w:val="0"/>
+          <w:i w:val="0"/>
+          <w:color w:val="535353"/>
+          <w:sz w:val="18"/>
+        </w:rPr>
+        <w:t xml:space="preserve">  ·  </w:t>
+      </w:r>
+      <w:hyperlink r:id="rId11">
+        <w:r>
+          <w:rPr>
+            <w:color w:val="0563C1"/>
+            <w:u w:val="single"/>
+            <w:sz w:val="18"/>
+            <w:rFonts w:ascii="Calibri" w:hAnsi="Calibri"/>
+          </w:rPr>
+          <w:t xml:space="preserve">DIER: электронное ведение, Form 6 на бумаге</w:t>
+        </w:r>
+      </w:hyperlink>
     </w:p>
     <w:p>
       <w:pPr>
@@ -166,6 +600,7 @@
         <w:rPr>
           <w:rFonts w:ascii="Calibri" w:hAnsi="Calibri" w:eastAsia="Calibri"/>
           <w:b w:val="0"/>
+          <w:i w:val="0"/>
           <w:sz w:val="24"/>
         </w:rPr>
         <w:t>Кадровый ЭДО — ст. 22.1–22.3 ТК РФ: согласие работника, виды ЭП, исключения.</w:t>
@@ -179,6 +614,7 @@
         <w:rPr>
           <w:rFonts w:ascii="Calibri" w:hAnsi="Calibri" w:eastAsia="Calibri"/>
           <w:b w:val="0"/>
+          <w:i w:val="0"/>
           <w:sz w:val="24"/>
         </w:rPr>
         <w:t>Ч. 3 ст. 22.1 ТК РФ прямо исключает из кадрового ЭДО документы о прохождении работником инструктажа по охране труда и акты о несчастном случае на производстве.</w:t>
@@ -192,6 +628,7 @@
         <w:rPr>
           <w:rFonts w:ascii="Calibri" w:hAnsi="Calibri" w:eastAsia="Calibri"/>
           <w:b w:val="0"/>
+          <w:i w:val="0"/>
           <w:sz w:val="24"/>
         </w:rPr>
         <w:t>Обучение / инструктажи по ОТ — постановление Правительства РФ от 24.12.2021 № 2464; на практике журналы инструктажей ведутся на бумаге именно из‑за исключения ст. 22.1(3).</w:t>
@@ -205,10 +642,79 @@
         <w:rPr>
           <w:rFonts w:ascii="Calibri" w:hAnsi="Calibri" w:eastAsia="Calibri"/>
           <w:b w:val="0"/>
+          <w:i w:val="0"/>
           <w:sz w:val="24"/>
         </w:rPr>
         <w:t>Юридическая сила электронной подписи — 63‑ФЗ (ПЭП / УНЭП / УКЭП). Для кадровых документов с 2022 г. — ст. 22.2–22.3 ТК.</w:t>
       </w:r>
+    </w:p>
+    <w:p>
+      <w:pPr>
+        <w:spacing w:before="0" w:after="200"/>
+      </w:pPr>
+      <w:r>
+        <w:rPr>
+          <w:rFonts w:ascii="Calibri" w:hAnsi="Calibri" w:eastAsia="Calibri"/>
+          <w:b w:val="0"/>
+          <w:i/>
+          <w:color w:val="535353"/>
+          <w:sz w:val="18"/>
+        </w:rPr>
+        <w:t xml:space="preserve">Проверить: </w:t>
+      </w:r>
+      <w:hyperlink r:id="rId12">
+        <w:r>
+          <w:rPr>
+            <w:color w:val="0563C1"/>
+            <w:u w:val="single"/>
+            <w:sz w:val="18"/>
+            <w:rFonts w:ascii="Calibri" w:hAnsi="Calibri"/>
+          </w:rPr>
+          <w:t xml:space="preserve">ТК РФ, ст. 22.1 ч. 3 (исключения из кадрового ЭДО)</w:t>
+        </w:r>
+      </w:hyperlink>
+      <w:r>
+        <w:rPr>
+          <w:rFonts w:ascii="Calibri" w:hAnsi="Calibri" w:eastAsia="Calibri"/>
+          <w:b w:val="0"/>
+          <w:i w:val="0"/>
+          <w:color w:val="535353"/>
+          <w:sz w:val="18"/>
+        </w:rPr>
+        <w:t xml:space="preserve">  ·  </w:t>
+      </w:r>
+      <w:hyperlink r:id="rId13">
+        <w:r>
+          <w:rPr>
+            <w:color w:val="0563C1"/>
+            <w:u w:val="single"/>
+            <w:sz w:val="18"/>
+            <w:rFonts w:ascii="Calibri" w:hAnsi="Calibri"/>
+          </w:rPr>
+          <w:t xml:space="preserve">ПП РФ от 24.12.2021 № 2464 (обучение по охране труда)</w:t>
+        </w:r>
+      </w:hyperlink>
+      <w:r>
+        <w:rPr>
+          <w:rFonts w:ascii="Calibri" w:hAnsi="Calibri" w:eastAsia="Calibri"/>
+          <w:b w:val="0"/>
+          <w:i w:val="0"/>
+          <w:color w:val="535353"/>
+          <w:sz w:val="18"/>
+        </w:rPr>
+        <w:t xml:space="preserve">  ·  </w:t>
+      </w:r>
+      <w:hyperlink r:id="rId14">
+        <w:r>
+          <w:rPr>
+            <w:color w:val="0563C1"/>
+            <w:u w:val="single"/>
+            <w:sz w:val="18"/>
+            <w:rFonts w:ascii="Calibri" w:hAnsi="Calibri"/>
+          </w:rPr>
+          <w:t xml:space="preserve">ФЗ от 06.04.2011 № 63‑ФЗ «Об электронной подписи»</w:t>
+        </w:r>
+      </w:hyperlink>
     </w:p>
     <w:p>
       <w:pPr>
@@ -218,11 +724,12 @@
         <w:rPr>
           <w:rFonts w:ascii="Calibri" w:hAnsi="Calibri" w:eastAsia="Calibri"/>
           <w:b w:val="0"/>
+          <w:i w:val="0"/>
           <w:sz w:val="22"/>
         </w:rPr>
         <w:t xml:space="preserve">ТК РФ, ст. 22.1 ч. 3 (исключения из кадрового ЭДО): </w:t>
       </w:r>
-      <w:hyperlink r:id="rId9">
+      <w:hyperlink r:id="rId12">
         <w:r>
           <w:rPr>
             <w:color w:val="0563C1"/>
@@ -242,11 +749,12 @@
         <w:rPr>
           <w:rFonts w:ascii="Calibri" w:hAnsi="Calibri" w:eastAsia="Calibri"/>
           <w:b w:val="0"/>
+          <w:i w:val="0"/>
           <w:sz w:val="22"/>
         </w:rPr>
         <w:t xml:space="preserve">ПП РФ от 24.12.2021 № 2464 (обучение по охране труда): </w:t>
       </w:r>
-      <w:hyperlink r:id="rId10">
+      <w:hyperlink r:id="rId13">
         <w:r>
           <w:rPr>
             <w:color w:val="0563C1"/>
@@ -266,11 +774,12 @@
         <w:rPr>
           <w:rFonts w:ascii="Calibri" w:hAnsi="Calibri" w:eastAsia="Calibri"/>
           <w:b w:val="0"/>
+          <w:i w:val="0"/>
           <w:sz w:val="22"/>
         </w:rPr>
         <w:t xml:space="preserve">ФЗ от 06.04.2011 № 63‑ФЗ «Об электронной подписи»: </w:t>
       </w:r>
-      <w:hyperlink r:id="rId11">
+      <w:hyperlink r:id="rId14">
         <w:r>
           <w:rPr>
             <w:color w:val="0563C1"/>
@@ -297,14 +806,15 @@
         <w:tblLook w:firstColumn="1" w:firstRow="1" w:lastColumn="0" w:lastRow="0" w:noHBand="0" w:noVBand="1" w:val="04A0"/>
       </w:tblPr>
       <w:tblGrid>
-        <w:gridCol w:w="3175"/>
-        <w:gridCol w:w="3175"/>
-        <w:gridCol w:w="3175"/>
+        <w:gridCol w:w="2381"/>
+        <w:gridCol w:w="2381"/>
+        <w:gridCol w:w="2381"/>
+        <w:gridCol w:w="2381"/>
       </w:tblGrid>
       <w:tr>
         <w:tc>
           <w:tcPr>
-            <w:tcW w:type="dxa" w:w="3175"/>
+            <w:tcW w:type="dxa" w:w="2381"/>
             <w:shd w:fill="1F4E79" w:val="clear"/>
           </w:tcPr>
           <w:p>
@@ -313,6 +823,7 @@
               <w:rPr>
                 <w:rFonts w:ascii="Calibri" w:hAnsi="Calibri" w:eastAsia="Calibri"/>
                 <w:b/>
+                <w:i w:val="0"/>
                 <w:color w:val="FFFFFF"/>
                 <w:sz w:val="20"/>
               </w:rPr>
@@ -322,7 +833,7 @@
         </w:tc>
         <w:tc>
           <w:tcPr>
-            <w:tcW w:type="dxa" w:w="3175"/>
+            <w:tcW w:type="dxa" w:w="2381"/>
             <w:shd w:fill="1F4E79" w:val="clear"/>
           </w:tcPr>
           <w:p>
@@ -331,6 +842,7 @@
               <w:rPr>
                 <w:rFonts w:ascii="Calibri" w:hAnsi="Calibri" w:eastAsia="Calibri"/>
                 <w:b/>
+                <w:i w:val="0"/>
                 <w:color w:val="FFFFFF"/>
                 <w:sz w:val="20"/>
               </w:rPr>
@@ -340,7 +852,7 @@
         </w:tc>
         <w:tc>
           <w:tcPr>
-            <w:tcW w:type="dxa" w:w="3175"/>
+            <w:tcW w:type="dxa" w:w="2381"/>
             <w:shd w:fill="1F4E79" w:val="clear"/>
           </w:tcPr>
           <w:p>
@@ -349,6 +861,7 @@
               <w:rPr>
                 <w:rFonts w:ascii="Calibri" w:hAnsi="Calibri" w:eastAsia="Calibri"/>
                 <w:b/>
+                <w:i w:val="0"/>
                 <w:color w:val="FFFFFF"/>
                 <w:sz w:val="20"/>
               </w:rPr>
@@ -356,11 +869,10 @@
             </w:r>
           </w:p>
         </w:tc>
-      </w:tr>
-      <w:tr>
         <w:tc>
           <w:tcPr>
-            <w:tcW w:type="dxa" w:w="3175"/>
+            <w:tcW w:type="dxa" w:w="2381"/>
+            <w:shd w:fill="1F4E79" w:val="clear"/>
           </w:tcPr>
           <w:p>
             <w:r/>
@@ -368,6 +880,27 @@
               <w:rPr>
                 <w:rFonts w:ascii="Calibri" w:hAnsi="Calibri" w:eastAsia="Calibri"/>
                 <w:b/>
+                <w:i w:val="0"/>
+                <w:color w:val="FFFFFF"/>
+                <w:sz w:val="20"/>
+              </w:rPr>
+              <w:t>Проверить</w:t>
+            </w:r>
+          </w:p>
+        </w:tc>
+      </w:tr>
+      <w:tr>
+        <w:tc>
+          <w:tcPr>
+            <w:tcW w:type="dxa" w:w="2381"/>
+          </w:tcPr>
+          <w:p>
+            <w:r/>
+            <w:r>
+              <w:rPr>
+                <w:rFonts w:ascii="Calibri" w:hAnsi="Calibri" w:eastAsia="Calibri"/>
+                <w:b/>
+                <w:i w:val="0"/>
                 <w:sz w:val="20"/>
               </w:rPr>
               <w:t>Юридическая сила записей ОТ</w:t>
@@ -376,7 +909,7 @@
         </w:tc>
         <w:tc>
           <w:tcPr>
-            <w:tcW w:type="dxa" w:w="3175"/>
+            <w:tcW w:type="dxa" w:w="2381"/>
           </w:tcPr>
           <w:p>
             <w:r/>
@@ -384,6 +917,7 @@
               <w:rPr>
                 <w:rFonts w:ascii="Calibri" w:hAnsi="Calibri" w:eastAsia="Calibri"/>
                 <w:b w:val="0"/>
+                <w:i w:val="0"/>
                 <w:sz w:val="20"/>
               </w:rPr>
               <w:t>Большинство форм учёта ОТ можно вести электронно при наличии квалифицированной электронной подписи. Исключение — Форма 6 (учёт обученных безопасной работе и правильному применению СИЗ) — только на бумаге</w:t>
@@ -392,7 +926,7 @@
         </w:tc>
         <w:tc>
           <w:tcPr>
-            <w:tcW w:type="dxa" w:w="3175"/>
+            <w:tcW w:type="dxa" w:w="2381"/>
           </w:tcPr>
           <w:p>
             <w:r/>
@@ -400,17 +934,37 @@
               <w:rPr>
                 <w:rFonts w:ascii="Calibri" w:hAnsi="Calibri" w:eastAsia="Calibri"/>
                 <w:b w:val="0"/>
+                <w:i w:val="0"/>
                 <w:sz w:val="20"/>
               </w:rPr>
               <w:t>Журналы инструктажей и акты НС исключены из кадрового ЭДО (ст. 22.1 ч. 3 ТК РФ)</w:t>
             </w:r>
           </w:p>
         </w:tc>
+        <w:tc>
+          <w:tcPr>
+            <w:tcW w:type="dxa" w:w="2381"/>
+          </w:tcPr>
+          <w:p>
+            <w:r/>
+            <w:hyperlink r:id="rId9">
+              <w:r>
+                <w:rPr>
+                  <w:color w:val="0563C1"/>
+                  <w:u w:val="single"/>
+                  <w:sz w:val="18"/>
+                  <w:rFonts w:ascii="Calibri" w:hAnsi="Calibri"/>
+                </w:rPr>
+                <w:t xml:space="preserve">Закон о БЗР РС 35/2023 (Paragraf)</w:t>
+              </w:r>
+            </w:hyperlink>
+          </w:p>
+        </w:tc>
       </w:tr>
       <w:tr>
         <w:tc>
           <w:tcPr>
-            <w:tcW w:type="dxa" w:w="3175"/>
+            <w:tcW w:type="dxa" w:w="2381"/>
           </w:tcPr>
           <w:p>
             <w:r/>
@@ -418,6 +972,7 @@
               <w:rPr>
                 <w:rFonts w:ascii="Calibri" w:hAnsi="Calibri" w:eastAsia="Calibri"/>
                 <w:b/>
+                <w:i w:val="0"/>
                 <w:sz w:val="20"/>
               </w:rPr>
               <w:t>Подпись / форма журнала</w:t>
@@ -426,7 +981,7 @@
         </w:tc>
         <w:tc>
           <w:tcPr>
-            <w:tcW w:type="dxa" w:w="3175"/>
+            <w:tcW w:type="dxa" w:w="2381"/>
           </w:tcPr>
           <w:p>
             <w:r/>
@@ -434,6 +989,7 @@
               <w:rPr>
                 <w:rFonts w:ascii="Calibri" w:hAnsi="Calibri" w:eastAsia="Calibri"/>
                 <w:b w:val="0"/>
+                <w:i w:val="0"/>
                 <w:sz w:val="20"/>
               </w:rPr>
               <w:t>Для электронных форм — QES. Форма 6 — печатный/бумажный учёт</w:t>
@@ -442,7 +998,7 @@
         </w:tc>
         <w:tc>
           <w:tcPr>
-            <w:tcW w:type="dxa" w:w="3175"/>
+            <w:tcW w:type="dxa" w:w="2381"/>
           </w:tcPr>
           <w:p>
             <w:r/>
@@ -450,17 +1006,37 @@
               <w:rPr>
                 <w:rFonts w:ascii="Calibri" w:hAnsi="Calibri" w:eastAsia="Calibri"/>
                 <w:b w:val="0"/>
+                <w:i w:val="0"/>
                 <w:sz w:val="20"/>
               </w:rPr>
               <w:t>На практике — бумажный журнал; КЭДО на эти документы не распространяется</w:t>
             </w:r>
           </w:p>
         </w:tc>
+        <w:tc>
+          <w:tcPr>
+            <w:tcW w:type="dxa" w:w="2381"/>
+          </w:tcPr>
+          <w:p>
+            <w:r/>
+            <w:hyperlink r:id="rId12">
+              <w:r>
+                <w:rPr>
+                  <w:color w:val="0563C1"/>
+                  <w:u w:val="single"/>
+                  <w:sz w:val="18"/>
+                  <w:rFonts w:ascii="Calibri" w:hAnsi="Calibri"/>
+                </w:rPr>
+                <w:t xml:space="preserve">ТК РФ, ст. 22.1 ч. 3 (исключения из кадрового ЭДО)</w:t>
+              </w:r>
+            </w:hyperlink>
+          </w:p>
+        </w:tc>
       </w:tr>
       <w:tr>
         <w:tc>
           <w:tcPr>
-            <w:tcW w:type="dxa" w:w="3175"/>
+            <w:tcW w:type="dxa" w:w="2381"/>
           </w:tcPr>
           <w:p>
             <w:r/>
@@ -468,6 +1044,7 @@
               <w:rPr>
                 <w:rFonts w:ascii="Calibri" w:hAnsi="Calibri" w:eastAsia="Calibri"/>
                 <w:b/>
+                <w:i w:val="0"/>
                 <w:sz w:val="20"/>
               </w:rPr>
               <w:t>Доверие / система</w:t>
@@ -476,7 +1053,7 @@
         </w:tc>
         <w:tc>
           <w:tcPr>
-            <w:tcW w:type="dxa" w:w="3175"/>
+            <w:tcW w:type="dxa" w:w="2381"/>
           </w:tcPr>
           <w:p>
             <w:r/>
@@ -484,6 +1061,7 @@
               <w:rPr>
                 <w:rFonts w:ascii="Calibri" w:hAnsi="Calibri" w:eastAsia="Calibri"/>
                 <w:b w:val="0"/>
+                <w:i w:val="0"/>
                 <w:sz w:val="20"/>
               </w:rPr>
               <w:t>Квалифицированный сертификат работодателя / лица, ведущего учёт</w:t>
@@ -492,7 +1070,7 @@
         </w:tc>
         <w:tc>
           <w:tcPr>
-            <w:tcW w:type="dxa" w:w="3175"/>
+            <w:tcW w:type="dxa" w:w="2381"/>
           </w:tcPr>
           <w:p>
             <w:r/>
@@ -500,10 +1078,30 @@
               <w:rPr>
                 <w:rFonts w:ascii="Calibri" w:hAnsi="Calibri" w:eastAsia="Calibri"/>
                 <w:b w:val="0"/>
+                <w:i w:val="0"/>
                 <w:sz w:val="20"/>
               </w:rPr>
               <w:t>Бумажный журнал + ПП 2464; операторы КЭДО — для иных кадровых документов</w:t>
             </w:r>
+          </w:p>
+        </w:tc>
+        <w:tc>
+          <w:tcPr>
+            <w:tcW w:type="dxa" w:w="2381"/>
+          </w:tcPr>
+          <w:p>
+            <w:r/>
+            <w:hyperlink r:id="rId13">
+              <w:r>
+                <w:rPr>
+                  <w:color w:val="0563C1"/>
+                  <w:u w:val="single"/>
+                  <w:sz w:val="18"/>
+                  <w:rFonts w:ascii="Calibri" w:hAnsi="Calibri"/>
+                </w:rPr>
+                <w:t xml:space="preserve">ПП РФ от 24.12.2021 № 2464 (обучение по охране труда)</w:t>
+              </w:r>
+            </w:hyperlink>
           </w:p>
         </w:tc>
       </w:tr>
@@ -517,6 +1115,7 @@
         <w:rPr>
           <w:rFonts w:ascii="Calibri" w:hAnsi="Calibri" w:eastAsia="Calibri"/>
           <w:b w:val="0"/>
+          <w:i w:val="0"/>
           <w:sz w:val="24"/>
         </w:rPr>
         <w:t>Сходство с РФ: обучение/инструктаж выведены из «свободного» ЭДО.</w:t>
@@ -530,6 +1129,7 @@
         <w:rPr>
           <w:rFonts w:ascii="Calibri" w:hAnsi="Calibri" w:eastAsia="Calibri"/>
           <w:b w:val="0"/>
+          <w:i w:val="0"/>
           <w:sz w:val="24"/>
         </w:rPr>
         <w:t>Отличие: остальные формы ОТ в Сербии можно вести электронно; в РФ исключение ст. 22.1(3) бьёт и по журналам, и по актам НС в контуре КЭДО.</w:t>
@@ -543,10 +1143,142 @@
         <w:rPr>
           <w:rFonts w:ascii="Calibri" w:hAnsi="Calibri" w:eastAsia="Calibri"/>
           <w:b w:val="0"/>
+          <w:i w:val="0"/>
           <w:sz w:val="24"/>
         </w:rPr>
         <w:t>Отличие от Беларуси: там журнал электронный; здесь — бумажный остров в море электронных форм.</w:t>
       </w:r>
+    </w:p>
+    <w:p>
+      <w:pPr>
+        <w:spacing w:before="0" w:after="200"/>
+      </w:pPr>
+      <w:r>
+        <w:rPr>
+          <w:rFonts w:ascii="Calibri" w:hAnsi="Calibri" w:eastAsia="Calibri"/>
+          <w:b w:val="0"/>
+          <w:i/>
+          <w:color w:val="535353"/>
+          <w:sz w:val="18"/>
+        </w:rPr>
+        <w:t xml:space="preserve">Проверить: </w:t>
+      </w:r>
+      <w:hyperlink r:id="rId9">
+        <w:r>
+          <w:rPr>
+            <w:color w:val="0563C1"/>
+            <w:u w:val="single"/>
+            <w:sz w:val="18"/>
+            <w:rFonts w:ascii="Calibri" w:hAnsi="Calibri"/>
+          </w:rPr>
+          <w:t xml:space="preserve">Закон о БЗР РС 35/2023 (Paragraf)</w:t>
+        </w:r>
+      </w:hyperlink>
+      <w:r>
+        <w:rPr>
+          <w:rFonts w:ascii="Calibri" w:hAnsi="Calibri" w:eastAsia="Calibri"/>
+          <w:b w:val="0"/>
+          <w:i w:val="0"/>
+          <w:color w:val="535353"/>
+          <w:sz w:val="18"/>
+        </w:rPr>
+        <w:t xml:space="preserve">  ·  </w:t>
+      </w:r>
+      <w:hyperlink r:id="rId10">
+        <w:r>
+          <w:rPr>
+            <w:color w:val="0563C1"/>
+            <w:u w:val="single"/>
+            <w:sz w:val="18"/>
+            <w:rFonts w:ascii="Calibri" w:hAnsi="Calibri"/>
+          </w:rPr>
+          <w:t xml:space="preserve">Lexology: новые правилники ОТ, Form 6, электроника + QES</w:t>
+        </w:r>
+      </w:hyperlink>
+      <w:r>
+        <w:rPr>
+          <w:rFonts w:ascii="Calibri" w:hAnsi="Calibri" w:eastAsia="Calibri"/>
+          <w:b w:val="0"/>
+          <w:i w:val="0"/>
+          <w:color w:val="535353"/>
+          <w:sz w:val="18"/>
+        </w:rPr>
+        <w:t xml:space="preserve">  ·  </w:t>
+      </w:r>
+      <w:hyperlink r:id="rId11">
+        <w:r>
+          <w:rPr>
+            <w:color w:val="0563C1"/>
+            <w:u w:val="single"/>
+            <w:sz w:val="18"/>
+            <w:rFonts w:ascii="Calibri" w:hAnsi="Calibri"/>
+          </w:rPr>
+          <w:t xml:space="preserve">DIER: электронное ведение, Form 6 на бумаге</w:t>
+        </w:r>
+      </w:hyperlink>
+      <w:r>
+        <w:rPr>
+          <w:rFonts w:ascii="Calibri" w:hAnsi="Calibri" w:eastAsia="Calibri"/>
+          <w:b w:val="0"/>
+          <w:i w:val="0"/>
+          <w:color w:val="535353"/>
+          <w:sz w:val="18"/>
+        </w:rPr>
+        <w:t xml:space="preserve">  ·  </w:t>
+      </w:r>
+      <w:hyperlink r:id="rId12">
+        <w:r>
+          <w:rPr>
+            <w:color w:val="0563C1"/>
+            <w:u w:val="single"/>
+            <w:sz w:val="18"/>
+            <w:rFonts w:ascii="Calibri" w:hAnsi="Calibri"/>
+          </w:rPr>
+          <w:t xml:space="preserve">ТК РФ, ст. 22.1 ч. 3 (исключения из кадрового ЭДО)</w:t>
+        </w:r>
+      </w:hyperlink>
+      <w:r>
+        <w:rPr>
+          <w:rFonts w:ascii="Calibri" w:hAnsi="Calibri" w:eastAsia="Calibri"/>
+          <w:b w:val="0"/>
+          <w:i w:val="0"/>
+          <w:color w:val="535353"/>
+          <w:sz w:val="18"/>
+        </w:rPr>
+        <w:t xml:space="preserve">  ·  </w:t>
+      </w:r>
+      <w:hyperlink r:id="rId13">
+        <w:r>
+          <w:rPr>
+            <w:color w:val="0563C1"/>
+            <w:u w:val="single"/>
+            <w:sz w:val="18"/>
+            <w:rFonts w:ascii="Calibri" w:hAnsi="Calibri"/>
+          </w:rPr>
+          <w:t xml:space="preserve">ПП РФ от 24.12.2021 № 2464 (обучение по охране труда)</w:t>
+        </w:r>
+      </w:hyperlink>
+      <w:r>
+        <w:rPr>
+          <w:rFonts w:ascii="Calibri" w:hAnsi="Calibri" w:eastAsia="Calibri"/>
+          <w:b w:val="0"/>
+          <w:i w:val="0"/>
+          <w:color w:val="535353"/>
+          <w:sz w:val="18"/>
+        </w:rPr>
+        <w:t xml:space="preserve">  ·  </w:t>
+      </w:r>
+      <w:hyperlink r:id="rId14">
+        <w:r>
+          <w:rPr>
+            <w:color w:val="0563C1"/>
+            <w:u w:val="single"/>
+            <w:sz w:val="18"/>
+            <w:rFonts w:ascii="Calibri" w:hAnsi="Calibri"/>
+          </w:rPr>
+          <w:t xml:space="preserve">ФЗ от 06.04.2011 № 63‑ФЗ «Об электронной подписи»</w:t>
+        </w:r>
+      </w:hyperlink>
     </w:p>
     <w:p>
       <w:pPr>
@@ -564,6 +1296,7 @@
         <w:rPr>
           <w:rFonts w:ascii="Calibri" w:hAnsi="Calibri" w:eastAsia="Calibri"/>
           <w:b w:val="0"/>
+          <w:i w:val="0"/>
           <w:sz w:val="24"/>
         </w:rPr>
         <w:t>Если оставлять исключения из ЭДО, делать их точечными (как Form 6), а не широкими.</w:t>
@@ -577,10 +1310,142 @@
         <w:rPr>
           <w:rFonts w:ascii="Calibri" w:hAnsi="Calibri" w:eastAsia="Calibri"/>
           <w:b w:val="0"/>
+          <w:i w:val="0"/>
           <w:sz w:val="24"/>
         </w:rPr>
         <w:t>Для электронных форм ОТ сразу требовать квалифицированную подпись ответственного лица, а не «клик в LMS».</w:t>
       </w:r>
+    </w:p>
+    <w:p>
+      <w:pPr>
+        <w:spacing w:before="0" w:after="200"/>
+      </w:pPr>
+      <w:r>
+        <w:rPr>
+          <w:rFonts w:ascii="Calibri" w:hAnsi="Calibri" w:eastAsia="Calibri"/>
+          <w:b w:val="0"/>
+          <w:i/>
+          <w:color w:val="535353"/>
+          <w:sz w:val="18"/>
+        </w:rPr>
+        <w:t xml:space="preserve">Проверить: </w:t>
+      </w:r>
+      <w:hyperlink r:id="rId9">
+        <w:r>
+          <w:rPr>
+            <w:color w:val="0563C1"/>
+            <w:u w:val="single"/>
+            <w:sz w:val="18"/>
+            <w:rFonts w:ascii="Calibri" w:hAnsi="Calibri"/>
+          </w:rPr>
+          <w:t xml:space="preserve">Закон о БЗР РС 35/2023 (Paragraf)</w:t>
+        </w:r>
+      </w:hyperlink>
+      <w:r>
+        <w:rPr>
+          <w:rFonts w:ascii="Calibri" w:hAnsi="Calibri" w:eastAsia="Calibri"/>
+          <w:b w:val="0"/>
+          <w:i w:val="0"/>
+          <w:color w:val="535353"/>
+          <w:sz w:val="18"/>
+        </w:rPr>
+        <w:t xml:space="preserve">  ·  </w:t>
+      </w:r>
+      <w:hyperlink r:id="rId10">
+        <w:r>
+          <w:rPr>
+            <w:color w:val="0563C1"/>
+            <w:u w:val="single"/>
+            <w:sz w:val="18"/>
+            <w:rFonts w:ascii="Calibri" w:hAnsi="Calibri"/>
+          </w:rPr>
+          <w:t xml:space="preserve">Lexology: новые правилники ОТ, Form 6, электроника + QES</w:t>
+        </w:r>
+      </w:hyperlink>
+      <w:r>
+        <w:rPr>
+          <w:rFonts w:ascii="Calibri" w:hAnsi="Calibri" w:eastAsia="Calibri"/>
+          <w:b w:val="0"/>
+          <w:i w:val="0"/>
+          <w:color w:val="535353"/>
+          <w:sz w:val="18"/>
+        </w:rPr>
+        <w:t xml:space="preserve">  ·  </w:t>
+      </w:r>
+      <w:hyperlink r:id="rId11">
+        <w:r>
+          <w:rPr>
+            <w:color w:val="0563C1"/>
+            <w:u w:val="single"/>
+            <w:sz w:val="18"/>
+            <w:rFonts w:ascii="Calibri" w:hAnsi="Calibri"/>
+          </w:rPr>
+          <w:t xml:space="preserve">DIER: электронное ведение, Form 6 на бумаге</w:t>
+        </w:r>
+      </w:hyperlink>
+      <w:r>
+        <w:rPr>
+          <w:rFonts w:ascii="Calibri" w:hAnsi="Calibri" w:eastAsia="Calibri"/>
+          <w:b w:val="0"/>
+          <w:i w:val="0"/>
+          <w:color w:val="535353"/>
+          <w:sz w:val="18"/>
+        </w:rPr>
+        <w:t xml:space="preserve">  ·  </w:t>
+      </w:r>
+      <w:hyperlink r:id="rId12">
+        <w:r>
+          <w:rPr>
+            <w:color w:val="0563C1"/>
+            <w:u w:val="single"/>
+            <w:sz w:val="18"/>
+            <w:rFonts w:ascii="Calibri" w:hAnsi="Calibri"/>
+          </w:rPr>
+          <w:t xml:space="preserve">ТК РФ, ст. 22.1 ч. 3 (исключения из кадрового ЭДО)</w:t>
+        </w:r>
+      </w:hyperlink>
+      <w:r>
+        <w:rPr>
+          <w:rFonts w:ascii="Calibri" w:hAnsi="Calibri" w:eastAsia="Calibri"/>
+          <w:b w:val="0"/>
+          <w:i w:val="0"/>
+          <w:color w:val="535353"/>
+          <w:sz w:val="18"/>
+        </w:rPr>
+        <w:t xml:space="preserve">  ·  </w:t>
+      </w:r>
+      <w:hyperlink r:id="rId13">
+        <w:r>
+          <w:rPr>
+            <w:color w:val="0563C1"/>
+            <w:u w:val="single"/>
+            <w:sz w:val="18"/>
+            <w:rFonts w:ascii="Calibri" w:hAnsi="Calibri"/>
+          </w:rPr>
+          <w:t xml:space="preserve">ПП РФ от 24.12.2021 № 2464 (обучение по охране труда)</w:t>
+        </w:r>
+      </w:hyperlink>
+      <w:r>
+        <w:rPr>
+          <w:rFonts w:ascii="Calibri" w:hAnsi="Calibri" w:eastAsia="Calibri"/>
+          <w:b w:val="0"/>
+          <w:i w:val="0"/>
+          <w:color w:val="535353"/>
+          <w:sz w:val="18"/>
+        </w:rPr>
+        <w:t xml:space="preserve">  ·  </w:t>
+      </w:r>
+      <w:hyperlink r:id="rId14">
+        <w:r>
+          <w:rPr>
+            <w:color w:val="0563C1"/>
+            <w:u w:val="single"/>
+            <w:sz w:val="18"/>
+            <w:rFonts w:ascii="Calibri" w:hAnsi="Calibri"/>
+          </w:rPr>
+          <w:t xml:space="preserve">ФЗ от 06.04.2011 № 63‑ФЗ «Об электронной подписи»</w:t>
+        </w:r>
+      </w:hyperlink>
     </w:p>
     <w:p>
       <w:pPr>
@@ -598,10 +1463,79 @@
         <w:rPr>
           <w:rFonts w:ascii="Calibri" w:hAnsi="Calibri" w:eastAsia="Calibri"/>
           <w:b w:val="0"/>
+          <w:i w:val="0"/>
           <w:sz w:val="24"/>
         </w:rPr>
         <w:t>Не объявлять сербский Form 6 доказательством того, что электронное обучение всегда юридически ничтожно — это политический выбор носителя, а не вывод суда.</w:t>
       </w:r>
+    </w:p>
+    <w:p>
+      <w:pPr>
+        <w:spacing w:before="0" w:after="200"/>
+      </w:pPr>
+      <w:r>
+        <w:rPr>
+          <w:rFonts w:ascii="Calibri" w:hAnsi="Calibri" w:eastAsia="Calibri"/>
+          <w:b w:val="0"/>
+          <w:i/>
+          <w:color w:val="535353"/>
+          <w:sz w:val="18"/>
+        </w:rPr>
+        <w:t xml:space="preserve">Проверить: </w:t>
+      </w:r>
+      <w:hyperlink r:id="rId9">
+        <w:r>
+          <w:rPr>
+            <w:color w:val="0563C1"/>
+            <w:u w:val="single"/>
+            <w:sz w:val="18"/>
+            <w:rFonts w:ascii="Calibri" w:hAnsi="Calibri"/>
+          </w:rPr>
+          <w:t xml:space="preserve">Закон о БЗР РС 35/2023 (Paragraf)</w:t>
+        </w:r>
+      </w:hyperlink>
+      <w:r>
+        <w:rPr>
+          <w:rFonts w:ascii="Calibri" w:hAnsi="Calibri" w:eastAsia="Calibri"/>
+          <w:b w:val="0"/>
+          <w:i w:val="0"/>
+          <w:color w:val="535353"/>
+          <w:sz w:val="18"/>
+        </w:rPr>
+        <w:t xml:space="preserve">  ·  </w:t>
+      </w:r>
+      <w:hyperlink r:id="rId10">
+        <w:r>
+          <w:rPr>
+            <w:color w:val="0563C1"/>
+            <w:u w:val="single"/>
+            <w:sz w:val="18"/>
+            <w:rFonts w:ascii="Calibri" w:hAnsi="Calibri"/>
+          </w:rPr>
+          <w:t xml:space="preserve">Lexology: новые правилники ОТ, Form 6, электроника + QES</w:t>
+        </w:r>
+      </w:hyperlink>
+      <w:r>
+        <w:rPr>
+          <w:rFonts w:ascii="Calibri" w:hAnsi="Calibri" w:eastAsia="Calibri"/>
+          <w:b w:val="0"/>
+          <w:i w:val="0"/>
+          <w:color w:val="535353"/>
+          <w:sz w:val="18"/>
+        </w:rPr>
+        <w:t xml:space="preserve">  ·  </w:t>
+      </w:r>
+      <w:hyperlink r:id="rId11">
+        <w:r>
+          <w:rPr>
+            <w:color w:val="0563C1"/>
+            <w:u w:val="single"/>
+            <w:sz w:val="18"/>
+            <w:rFonts w:ascii="Calibri" w:hAnsi="Calibri"/>
+          </w:rPr>
+          <w:t xml:space="preserve">DIER: электронное ведение, Form 6 на бумаге</w:t>
+        </w:r>
+      </w:hyperlink>
     </w:p>
     <w:p>
       <w:pPr>
@@ -619,11 +1553,37 @@
         <w:rPr>
           <w:rFonts w:ascii="Calibri" w:hAnsi="Calibri" w:eastAsia="Calibri"/>
           <w:b w:val="0"/>
+          <w:i w:val="0"/>
+          <w:sz w:val="22"/>
+        </w:rPr>
+        <w:t xml:space="preserve">Закон о БЗР РС 35/2023 (Paragraf): </w:t>
+      </w:r>
+      <w:hyperlink r:id="rId9">
+        <w:r>
+          <w:rPr>
+            <w:color w:val="0563C1"/>
+            <w:u w:val="single"/>
+            <w:sz w:val="22"/>
+            <w:rFonts w:ascii="Calibri" w:hAnsi="Calibri"/>
+          </w:rPr>
+          <w:t xml:space="preserve">https://www.paragraf.rs/propisi/zakon-o-bezbednosti-i-zdravlju-na-radu.html</w:t>
+        </w:r>
+      </w:hyperlink>
+    </w:p>
+    <w:p>
+      <w:pPr>
+        <w:pStyle w:val="ListBullet"/>
+      </w:pPr>
+      <w:r>
+        <w:rPr>
+          <w:rFonts w:ascii="Calibri" w:hAnsi="Calibri" w:eastAsia="Calibri"/>
+          <w:b w:val="0"/>
+          <w:i w:val="0"/>
           <w:sz w:val="22"/>
         </w:rPr>
         <w:t xml:space="preserve">Lexology: новые правилники ОТ, Form 6, электроника + QES: </w:t>
       </w:r>
-      <w:hyperlink r:id="rId12">
+      <w:hyperlink r:id="rId10">
         <w:r>
           <w:rPr>
             <w:color w:val="0563C1"/>
@@ -643,11 +1603,12 @@
         <w:rPr>
           <w:rFonts w:ascii="Calibri" w:hAnsi="Calibri" w:eastAsia="Calibri"/>
           <w:b w:val="0"/>
+          <w:i w:val="0"/>
           <w:sz w:val="22"/>
         </w:rPr>
         <w:t xml:space="preserve">DIER: электронное ведение, Form 6 на бумаге: </w:t>
       </w:r>
-      <w:hyperlink r:id="rId13">
+      <w:hyperlink r:id="rId11">
         <w:r>
           <w:rPr>
             <w:color w:val="0563C1"/>
